--- a/Cnnn-Wri/C105-Sng.docx
+++ b/Cnnn-Wri/C105-Sng.docx
@@ -962,82 +962,71 @@
           <w:shd w:val="clear" w:color="auto" w:fill="FFFFFF"/>
           <w:rtl/>
         </w:rPr>
-        <w:t xml:space="preserve">עָנָ֥ה דוֹדִ֖י וְאָ֣מַר לִ֑י ק֥וּמִי לָ֛ךְ </w:t>
-      </w:r>
-      <w:r>
-        <w:rPr>
-          <w:rFonts w:ascii="SBL Hebrew" w:hAnsi="SBL Hebrew" w:cs="SBL Hebrew"/>
-          <w:color w:val="993300"/>
-          <w:sz w:val="32"/>
-          <w:szCs w:val="32"/>
-          <w:shd w:val="clear" w:color="auto" w:fill="FFFFFF"/>
+        <w:t xml:space="preserve">עָנָ֥ה דוֹדִ֖י וְאָ֣מַר לִ֑י ק֥וּמִי לָ֛ךְ רַעְיָתִ֥י יָפָתִ֖י וּלְכִי־לָֽךְ׃ </w:t>
+      </w:r>
+      <w:r>
+        <w:rPr>
+          <w:rFonts w:ascii="SBL Hebrew" w:hAnsi="SBL Hebrew" w:cs="SBL Hebrew"/>
+          <w:b/>
+          <w:bCs/>
+          <w:color w:val="003300"/>
+          <w:sz w:val="32"/>
+          <w:szCs w:val="32"/>
+          <w:shd w:val="clear" w:color="auto" w:fill="FFFFFF"/>
+          <w:vertAlign w:val="superscript"/>
+          <w:rtl/>
+        </w:rPr>
+        <w:t>יא </w:t>
+      </w:r>
+      <w:r>
+        <w:rPr>
+          <w:rFonts w:ascii="SBL Hebrew" w:hAnsi="SBL Hebrew" w:cs="SBL Hebrew"/>
+          <w:color w:val="993300"/>
+          <w:sz w:val="32"/>
+          <w:szCs w:val="32"/>
+          <w:shd w:val="clear" w:color="auto" w:fill="FFFFFF"/>
+          <w:rtl/>
+        </w:rPr>
+        <w:t xml:space="preserve">כִּֽי־הִנֵּ֥ה הַסְּתָ֖ו עָבָ֑ר הַגֶּ֕שֶׁם חָלַ֖ף הָלַ֥ךְ לֽוֹ׃ </w:t>
+      </w:r>
+      <w:r>
+        <w:rPr>
+          <w:rFonts w:ascii="SBL Hebrew" w:hAnsi="SBL Hebrew" w:cs="SBL Hebrew"/>
+          <w:b/>
+          <w:bCs/>
+          <w:color w:val="003300"/>
+          <w:sz w:val="32"/>
+          <w:szCs w:val="32"/>
+          <w:shd w:val="clear" w:color="auto" w:fill="FFFFFF"/>
+          <w:vertAlign w:val="superscript"/>
+          <w:rtl/>
+        </w:rPr>
+        <w:t>יב </w:t>
+      </w:r>
+      <w:r>
+        <w:rPr>
+          <w:rFonts w:ascii="SBL Hebrew" w:hAnsi="SBL Hebrew" w:cs="SBL Hebrew"/>
+          <w:color w:val="993300"/>
+          <w:sz w:val="32"/>
+          <w:szCs w:val="32"/>
+          <w:shd w:val="clear" w:color="auto" w:fill="FFFFFF"/>
+          <w:rtl/>
+        </w:rPr>
+        <w:t xml:space="preserve">הַנִּצָּנִים֙ נִרְא֣וּ בָאָ֔רֶץ עֵ֥ת הַזָּמִ֖יר הִגִּ֑יעַ וְק֥וֹל הַתּ֖וֹר נִשְׁמַ֥ע בְּאַרְצֵֽנוּ׃ </w:t>
+      </w:r>
+      <w:r>
+        <w:rPr>
+          <w:rFonts w:ascii="SBL Hebrew" w:hAnsi="SBL Hebrew" w:cs="SBL Hebrew"/>
+          <w:b/>
+          <w:bCs/>
+          <w:color w:val="003300"/>
+          <w:sz w:val="32"/>
+          <w:szCs w:val="32"/>
+          <w:shd w:val="clear" w:color="auto" w:fill="FFFFFF"/>
+          <w:vertAlign w:val="superscript"/>
           <w:rtl/>
         </w:rPr>
         <w:lastRenderedPageBreak/>
-        <w:t xml:space="preserve">רַעְיָתִ֥י יָפָתִ֖י וּלְכִי־לָֽךְ׃ </w:t>
-      </w:r>
-      <w:r>
-        <w:rPr>
-          <w:rFonts w:ascii="SBL Hebrew" w:hAnsi="SBL Hebrew" w:cs="SBL Hebrew"/>
-          <w:b/>
-          <w:bCs/>
-          <w:color w:val="003300"/>
-          <w:sz w:val="32"/>
-          <w:szCs w:val="32"/>
-          <w:shd w:val="clear" w:color="auto" w:fill="FFFFFF"/>
-          <w:vertAlign w:val="superscript"/>
-          <w:rtl/>
-        </w:rPr>
-        <w:t>יא </w:t>
-      </w:r>
-      <w:r>
-        <w:rPr>
-          <w:rFonts w:ascii="SBL Hebrew" w:hAnsi="SBL Hebrew" w:cs="SBL Hebrew"/>
-          <w:color w:val="993300"/>
-          <w:sz w:val="32"/>
-          <w:szCs w:val="32"/>
-          <w:shd w:val="clear" w:color="auto" w:fill="FFFFFF"/>
-          <w:rtl/>
-        </w:rPr>
-        <w:t xml:space="preserve">כִּֽי־הִנֵּ֥ה הַסְּתָ֖ו עָבָ֑ר הַגֶּ֕שֶׁם חָלַ֖ף הָלַ֥ךְ לֽוֹ׃ </w:t>
-      </w:r>
-      <w:r>
-        <w:rPr>
-          <w:rFonts w:ascii="SBL Hebrew" w:hAnsi="SBL Hebrew" w:cs="SBL Hebrew"/>
-          <w:b/>
-          <w:bCs/>
-          <w:color w:val="003300"/>
-          <w:sz w:val="32"/>
-          <w:szCs w:val="32"/>
-          <w:shd w:val="clear" w:color="auto" w:fill="FFFFFF"/>
-          <w:vertAlign w:val="superscript"/>
-          <w:rtl/>
-        </w:rPr>
-        <w:t>יב </w:t>
-      </w:r>
-      <w:r>
-        <w:rPr>
-          <w:rFonts w:ascii="SBL Hebrew" w:hAnsi="SBL Hebrew" w:cs="SBL Hebrew"/>
-          <w:color w:val="993300"/>
-          <w:sz w:val="32"/>
-          <w:szCs w:val="32"/>
-          <w:shd w:val="clear" w:color="auto" w:fill="FFFFFF"/>
-          <w:rtl/>
-        </w:rPr>
-        <w:t xml:space="preserve">הַנִּצָּנִים֙ נִרְא֣וּ בָאָ֔רֶץ עֵ֥ת הַזָּמִ֖יר הִגִּ֑יעַ וְק֥וֹל הַתּ֖וֹר נִשְׁמַ֥ע בְּאַרְצֵֽנוּ׃ </w:t>
-      </w:r>
-      <w:r>
-        <w:rPr>
-          <w:rFonts w:ascii="SBL Hebrew" w:hAnsi="SBL Hebrew" w:cs="SBL Hebrew"/>
-          <w:b/>
-          <w:bCs/>
-          <w:color w:val="003300"/>
-          <w:sz w:val="32"/>
-          <w:szCs w:val="32"/>
-          <w:shd w:val="clear" w:color="auto" w:fill="FFFFFF"/>
-          <w:vertAlign w:val="superscript"/>
-          <w:rtl/>
-        </w:rPr>
         <w:t>יג </w:t>
       </w:r>
       <w:r>
@@ -1865,44 +1854,55 @@
           <w:vertAlign w:val="superscript"/>
           <w:rtl/>
         </w:rPr>
+        <w:t>ד </w:t>
+      </w:r>
+      <w:r>
+        <w:rPr>
+          <w:rFonts w:ascii="SBL Hebrew" w:hAnsi="SBL Hebrew" w:cs="SBL Hebrew"/>
+          <w:color w:val="993300"/>
+          <w:sz w:val="32"/>
+          <w:szCs w:val="32"/>
+          <w:shd w:val="clear" w:color="auto" w:fill="FFFFFF"/>
+          <w:rtl/>
+        </w:rPr>
+        <w:t xml:space="preserve">כְּמִגְדַּ֤ל דָּוִיד֙ צַוָּארֵ֔ךְ בָּנ֖וּי לְתַלְפִּיּ֑וֹת אֶ֤לֶף הַמָּגֵן֙ תָּל֣וּי עָלָ֔יו כֹּ֖ל שִׁלְטֵ֥י הַגִּבֹּרִֽים׃ </w:t>
+      </w:r>
+      <w:r>
+        <w:rPr>
+          <w:rFonts w:ascii="SBL Hebrew" w:hAnsi="SBL Hebrew" w:cs="SBL Hebrew"/>
+          <w:b/>
+          <w:bCs/>
+          <w:color w:val="003300"/>
+          <w:sz w:val="32"/>
+          <w:szCs w:val="32"/>
+          <w:shd w:val="clear" w:color="auto" w:fill="FFFFFF"/>
+          <w:vertAlign w:val="superscript"/>
+          <w:rtl/>
+        </w:rPr>
+        <w:t>ה </w:t>
+      </w:r>
+      <w:r>
+        <w:rPr>
+          <w:rFonts w:ascii="SBL Hebrew" w:hAnsi="SBL Hebrew" w:cs="SBL Hebrew"/>
+          <w:color w:val="993300"/>
+          <w:sz w:val="32"/>
+          <w:szCs w:val="32"/>
+          <w:shd w:val="clear" w:color="auto" w:fill="FFFFFF"/>
+          <w:rtl/>
+        </w:rPr>
+        <w:t xml:space="preserve">שְׁנֵ֥י שָׁדַ֛יִךְ כִּשְׁנֵ֥י עֳפָרִ֖ים תְּאוֹמֵ֣י צְבִיָּ֑ה הָרוֹעִ֖ים </w:t>
+      </w:r>
+      <w:r>
+        <w:rPr>
+          <w:rFonts w:ascii="SBL Hebrew" w:hAnsi="SBL Hebrew" w:cs="SBL Hebrew"/>
+          <w:color w:val="993300"/>
+          <w:sz w:val="32"/>
+          <w:szCs w:val="32"/>
+          <w:shd w:val="clear" w:color="auto" w:fill="FFFFFF"/>
+          <w:rtl/>
+        </w:rPr>
         <w:lastRenderedPageBreak/>
-        <w:t>ד </w:t>
-      </w:r>
-      <w:r>
-        <w:rPr>
-          <w:rFonts w:ascii="SBL Hebrew" w:hAnsi="SBL Hebrew" w:cs="SBL Hebrew"/>
-          <w:color w:val="993300"/>
-          <w:sz w:val="32"/>
-          <w:szCs w:val="32"/>
-          <w:shd w:val="clear" w:color="auto" w:fill="FFFFFF"/>
-          <w:rtl/>
-        </w:rPr>
-        <w:t xml:space="preserve">כְּמִגְדַּ֤ל דָּוִיד֙ צַוָּארֵ֔ךְ בָּנ֖וּי לְתַלְפִּיּ֑וֹת אֶ֤לֶף הַמָּגֵן֙ תָּל֣וּי עָלָ֔יו כֹּ֖ל שִׁלְטֵ֥י הַגִּבֹּרִֽים׃ </w:t>
-      </w:r>
-      <w:r>
-        <w:rPr>
-          <w:rFonts w:ascii="SBL Hebrew" w:hAnsi="SBL Hebrew" w:cs="SBL Hebrew"/>
-          <w:b/>
-          <w:bCs/>
-          <w:color w:val="003300"/>
-          <w:sz w:val="32"/>
-          <w:szCs w:val="32"/>
-          <w:shd w:val="clear" w:color="auto" w:fill="FFFFFF"/>
-          <w:vertAlign w:val="superscript"/>
-          <w:rtl/>
-        </w:rPr>
-        <w:t>ה </w:t>
-      </w:r>
-      <w:r>
-        <w:rPr>
-          <w:rFonts w:ascii="SBL Hebrew" w:hAnsi="SBL Hebrew" w:cs="SBL Hebrew"/>
-          <w:color w:val="993300"/>
-          <w:sz w:val="32"/>
-          <w:szCs w:val="32"/>
-          <w:shd w:val="clear" w:color="auto" w:fill="FFFFFF"/>
-          <w:rtl/>
-        </w:rPr>
-        <w:t xml:space="preserve">שְׁנֵ֥י שָׁדַ֛יִךְ כִּשְׁנֵ֥י עֳפָרִ֖ים תְּאוֹמֵ֣י צְבִיָּ֑ה הָרוֹעִ֖ים בַּשּׁוֹשַׁנִּֽים׃ </w:t>
+        <w:t xml:space="preserve">בַּשּׁוֹשַׁנִּֽים׃ </w:t>
       </w:r>
       <w:r>
         <w:rPr>
@@ -2679,7 +2679,32 @@
           <w:shd w:val="clear" w:color="auto" w:fill="FFFFFF"/>
           <w:rtl/>
         </w:rPr>
-        <w:t xml:space="preserve">לְחָיָו֙ כַּעֲרוּגַ֣ת הַבֹּ֔שֶׂם מִגְדְּל֖וֹת מֶרְקָחִ֑ים שִׂפְתוֹתָיו֙ שֽׁוֹשַׁנִּ֔ים </w:t>
+        <w:t xml:space="preserve">לְחָיָו֙ כַּעֲרוּגַ֣ת הַבֹּ֔שֶׂם מִגְדְּל֖וֹת מֶרְקָחִ֑ים שִׂפְתוֹתָיו֙ שֽׁוֹשַׁנִּ֔ים נֹטְפ֖וֹת מ֥וֹר עֹבֵֽר׃ </w:t>
+      </w:r>
+      <w:r>
+        <w:rPr>
+          <w:rFonts w:ascii="SBL Hebrew" w:hAnsi="SBL Hebrew" w:cs="SBL Hebrew"/>
+          <w:b/>
+          <w:bCs/>
+          <w:color w:val="003300"/>
+          <w:sz w:val="32"/>
+          <w:szCs w:val="32"/>
+          <w:shd w:val="clear" w:color="auto" w:fill="FFFFFF"/>
+          <w:vertAlign w:val="superscript"/>
+          <w:rtl/>
+        </w:rPr>
+        <w:t>יד </w:t>
+      </w:r>
+      <w:r>
+        <w:rPr>
+          <w:rFonts w:ascii="SBL Hebrew" w:hAnsi="SBL Hebrew" w:cs="SBL Hebrew"/>
+          <w:color w:val="993300"/>
+          <w:sz w:val="32"/>
+          <w:szCs w:val="32"/>
+          <w:shd w:val="clear" w:color="auto" w:fill="FFFFFF"/>
+          <w:rtl/>
+        </w:rPr>
+        <w:t xml:space="preserve">יָדָיו֙ גְּלִילֵ֣י </w:t>
       </w:r>
       <w:r>
         <w:rPr>
@@ -2691,32 +2716,7 @@
           <w:rtl/>
         </w:rPr>
         <w:lastRenderedPageBreak/>
-        <w:t xml:space="preserve">נֹטְפ֖וֹת מ֥וֹר עֹבֵֽר׃ </w:t>
-      </w:r>
-      <w:r>
-        <w:rPr>
-          <w:rFonts w:ascii="SBL Hebrew" w:hAnsi="SBL Hebrew" w:cs="SBL Hebrew"/>
-          <w:b/>
-          <w:bCs/>
-          <w:color w:val="003300"/>
-          <w:sz w:val="32"/>
-          <w:szCs w:val="32"/>
-          <w:shd w:val="clear" w:color="auto" w:fill="FFFFFF"/>
-          <w:vertAlign w:val="superscript"/>
-          <w:rtl/>
-        </w:rPr>
-        <w:t>יד </w:t>
-      </w:r>
-      <w:r>
-        <w:rPr>
-          <w:rFonts w:ascii="SBL Hebrew" w:hAnsi="SBL Hebrew" w:cs="SBL Hebrew"/>
-          <w:color w:val="993300"/>
-          <w:sz w:val="32"/>
-          <w:szCs w:val="32"/>
-          <w:shd w:val="clear" w:color="auto" w:fill="FFFFFF"/>
-          <w:rtl/>
-        </w:rPr>
-        <w:t xml:space="preserve">יָדָיו֙ גְּלִילֵ֣י זָהָ֔ב מְמֻלָּאִ֖ים בַּתַּרְשִׁ֑ישׁ מֵעָיו֙ עֶ֣שֶׁת שֵׁ֔ן מְעֻלֶּ֖פֶת סַפִּירִֽים׃ </w:t>
+        <w:t xml:space="preserve">זָהָ֔ב מְמֻלָּאִ֖ים בַּתַּרְשִׁ֑ישׁ מֵעָיו֙ עֶ֣שֶׁת שֵׁ֔ן מְעֻלֶּ֖פֶת סַפִּירִֽים׃ </w:t>
       </w:r>
       <w:r>
         <w:rPr>
@@ -3570,32 +3570,21 @@
           <w:shd w:val="clear" w:color="auto" w:fill="FFFFFF"/>
           <w:rtl/>
         </w:rPr>
-        <w:t xml:space="preserve">לְכָ֤ה דוֹדִי֙ נֵצֵ֣א הַשָּׂדֶ֔ה נָלִ֖ינָה </w:t>
-      </w:r>
-      <w:r>
-        <w:rPr>
-          <w:rFonts w:ascii="SBL Hebrew" w:hAnsi="SBL Hebrew" w:cs="SBL Hebrew"/>
-          <w:color w:val="993300"/>
-          <w:sz w:val="32"/>
-          <w:szCs w:val="32"/>
-          <w:shd w:val="clear" w:color="auto" w:fill="FFFFFF"/>
+        <w:t xml:space="preserve">לְכָ֤ה דוֹדִי֙ נֵצֵ֣א הַשָּׂדֶ֔ה נָלִ֖ינָה בַּכְּפָרִֽים׃ </w:t>
+      </w:r>
+      <w:r>
+        <w:rPr>
+          <w:rFonts w:ascii="SBL Hebrew" w:hAnsi="SBL Hebrew" w:cs="SBL Hebrew"/>
+          <w:b/>
+          <w:bCs/>
+          <w:color w:val="003300"/>
+          <w:sz w:val="32"/>
+          <w:szCs w:val="32"/>
+          <w:shd w:val="clear" w:color="auto" w:fill="FFFFFF"/>
+          <w:vertAlign w:val="superscript"/>
           <w:rtl/>
         </w:rPr>
         <w:lastRenderedPageBreak/>
-        <w:t xml:space="preserve">בַּכְּפָרִֽים׃ </w:t>
-      </w:r>
-      <w:r>
-        <w:rPr>
-          <w:rFonts w:ascii="SBL Hebrew" w:hAnsi="SBL Hebrew" w:cs="SBL Hebrew"/>
-          <w:b/>
-          <w:bCs/>
-          <w:color w:val="003300"/>
-          <w:sz w:val="32"/>
-          <w:szCs w:val="32"/>
-          <w:shd w:val="clear" w:color="auto" w:fill="FFFFFF"/>
-          <w:vertAlign w:val="superscript"/>
-          <w:rtl/>
-        </w:rPr>
         <w:t>יג </w:t>
       </w:r>
       <w:r>
@@ -3783,7 +3772,7 @@
           <w:shd w:val="clear" w:color="auto" w:fill="FFFFFF"/>
           <w:rtl/>
         </w:rPr>
-        <w:t xml:space="preserve"> ׀ </w:t>
+        <w:t xml:space="preserve">׀ </w:t>
       </w:r>
       <w:r>
         <w:rPr>
